--- a/uploads/INV101 - Introduccion a la Investigacion-REV/documentos/CARPETA_PEDAGOGICA_CONSOLIDADA_INV101_-_Introduccion_a_la_Investigacion.docx
+++ b/uploads/INV101 - Introduccion a la Investigacion-REV/documentos/CARPETA_PEDAGOGICA_CONSOLIDADA_INV101_-_Introduccion_a_la_Investigacion.docx
@@ -10,12 +10,12 @@
         <w:rPr>
           <w:rFonts w:ascii="Arial" w:hAnsi="Arial"/>
           <w:b/>
-          <w:color w:val="555555"/>
-          <w:sz w:val="22"/>
+          <w:color w:val="475569"/>
+          <w:sz w:val="20"/>
         </w:rPr>
         <w:t>SISTEMA DE GESTIÓN CURRICULAR &amp; ANALÍTICA DE APRENDIZAJE</w:t>
         <w:br/>
-        <w:t>CARPETA PEDAGÓGICA 2.0</w:t>
+        <w:t>CARPETA PEDAGÓGICA 2.0 — VERSIÓN 1.0 (EDUCATIONAL EDITION)</w:t>
         <w:br/>
       </w:r>
     </w:p>
@@ -29,7 +29,7 @@
           <w:rFonts w:ascii="Arial" w:hAnsi="Arial"/>
           <w:b/>
           <w:color w:val="1A3A5C"/>
-          <w:sz w:val="40"/>
+          <w:sz w:val="44"/>
         </w:rPr>
         <w:t>DOSSIER PEDAGÓGICO CONSOLIDADO</w:t>
       </w:r>
@@ -42,7 +42,7 @@
         <w:rPr>
           <w:rFonts w:ascii="Arial" w:hAnsi="Arial"/>
           <w:b/>
-          <w:color w:val="B85D19"/>
+          <w:color w:val="B45309"/>
           <w:sz w:val="24"/>
         </w:rPr>
         <w:t>Planificación Curricular Modular • Evaluación Auténtica • Matriz DUA • Analítica de Aula</w:t>
@@ -69,10 +69,11 @@
           <w:p>
             <w:r>
               <w:rPr>
+                <w:rFonts w:ascii="Arial" w:hAnsi="Arial"/>
                 <w:b/>
-                <w:sz w:val="19"/>
+                <w:sz w:val="18"/>
               </w:rPr>
-              <w:t>Docente Titular:</w:t>
+              <w:t>Código Oficial de Documento:</w:t>
             </w:r>
           </w:p>
         </w:tc>
@@ -83,9 +84,10 @@
           <w:p>
             <w:r>
               <w:rPr>
-                <w:sz w:val="19"/>
+                <w:rFonts w:ascii="Arial" w:hAnsi="Arial"/>
+                <w:sz w:val="18"/>
               </w:rPr>
-              <w:t>Docente Titular</w:t>
+              <w:t>DOC-DIR-CP2-DOSSIER-INV101In</w:t>
             </w:r>
           </w:p>
         </w:tc>
@@ -98,10 +100,11 @@
           <w:p>
             <w:r>
               <w:rPr>
+                <w:rFonts w:ascii="Arial" w:hAnsi="Arial"/>
                 <w:b/>
-                <w:sz w:val="19"/>
+                <w:sz w:val="18"/>
               </w:rPr>
-              <w:t>Nivel y Régimen:</w:t>
+              <w:t>Versión del Documento:</w:t>
             </w:r>
           </w:p>
         </w:tc>
@@ -112,7 +115,70 @@
           <w:p>
             <w:r>
               <w:rPr>
-                <w:sz w:val="19"/>
+                <w:rFonts w:ascii="Arial" w:hAnsi="Arial"/>
+                <w:sz w:val="18"/>
+              </w:rPr>
+              <w:t>1.0 (Vigente Oficial / Acreditado)</w:t>
+            </w:r>
+          </w:p>
+        </w:tc>
+      </w:tr>
+      <w:tr>
+        <w:tc>
+          <w:tcPr>
+            <w:tcW w:type="dxa" w:w="4968"/>
+          </w:tcPr>
+          <w:p>
+            <w:r>
+              <w:rPr>
+                <w:rFonts w:ascii="Arial" w:hAnsi="Arial"/>
+                <w:b/>
+                <w:sz w:val="18"/>
+              </w:rPr>
+              <w:t>Docente Responsable / Titular:</w:t>
+            </w:r>
+          </w:p>
+        </w:tc>
+        <w:tc>
+          <w:tcPr>
+            <w:tcW w:type="dxa" w:w="4968"/>
+          </w:tcPr>
+          <w:p>
+            <w:r>
+              <w:rPr>
+                <w:rFonts w:ascii="Arial" w:hAnsi="Arial"/>
+                <w:sz w:val="18"/>
+              </w:rPr>
+              <w:t>Dr. Luis Alfredo Andia</w:t>
+            </w:r>
+          </w:p>
+        </w:tc>
+      </w:tr>
+      <w:tr>
+        <w:tc>
+          <w:tcPr>
+            <w:tcW w:type="dxa" w:w="4968"/>
+          </w:tcPr>
+          <w:p>
+            <w:r>
+              <w:rPr>
+                <w:rFonts w:ascii="Arial" w:hAnsi="Arial"/>
+                <w:b/>
+                <w:sz w:val="18"/>
+              </w:rPr>
+              <w:t>Nivel Educativo y Régimen:</w:t>
+            </w:r>
+          </w:p>
+        </w:tc>
+        <w:tc>
+          <w:tcPr>
+            <w:tcW w:type="dxa" w:w="4968"/>
+          </w:tcPr>
+          <w:p>
+            <w:r>
+              <w:rPr>
+                <w:rFonts w:ascii="Arial" w:hAnsi="Arial"/>
+                <w:sz w:val="18"/>
               </w:rPr>
               <w:t>Superior / Pregrado — Semestral / Modular (2026)</w:t>
             </w:r>
@@ -127,10 +193,11 @@
           <w:p>
             <w:r>
               <w:rPr>
+                <w:rFonts w:ascii="Arial" w:hAnsi="Arial"/>
                 <w:b/>
-                <w:sz w:val="19"/>
+                <w:sz w:val="18"/>
               </w:rPr>
-              <w:t>Periodo Académico:</w:t>
+              <w:t>Periodo / Módulo Académico:</w:t>
             </w:r>
           </w:p>
         </w:tc>
@@ -141,7 +208,8 @@
           <w:p>
             <w:r>
               <w:rPr>
-                <w:sz w:val="19"/>
+                <w:rFonts w:ascii="Arial" w:hAnsi="Arial"/>
+                <w:sz w:val="18"/>
               </w:rPr>
               <w:t>Módulo 1 - 2026</w:t>
             </w:r>
@@ -156,10 +224,11 @@
           <w:p>
             <w:r>
               <w:rPr>
+                <w:rFonts w:ascii="Arial" w:hAnsi="Arial"/>
                 <w:b/>
-                <w:sz w:val="19"/>
+                <w:sz w:val="18"/>
               </w:rPr>
-              <w:t>Modalidad de Aprendizaje:</w:t>
+              <w:t>Modalidad Didáctica:</w:t>
             </w:r>
           </w:p>
         </w:tc>
@@ -170,7 +239,8 @@
           <w:p>
             <w:r>
               <w:rPr>
-                <w:sz w:val="19"/>
+                <w:rFonts w:ascii="Arial" w:hAnsi="Arial"/>
+                <w:sz w:val="18"/>
               </w:rPr>
               <w:t>Semipresencial / Aula Invertida</w:t>
             </w:r>
@@ -185,10 +255,11 @@
           <w:p>
             <w:r>
               <w:rPr>
+                <w:rFonts w:ascii="Arial" w:hAnsi="Arial"/>
                 <w:b/>
-                <w:sz w:val="19"/>
+                <w:sz w:val="18"/>
               </w:rPr>
-              <w:t>Fecha de Consolidación:</w:t>
+              <w:t>Fecha de Consolidación y Registro:</w:t>
             </w:r>
           </w:p>
         </w:tc>
@@ -199,7 +270,8 @@
           <w:p>
             <w:r>
               <w:rPr>
-                <w:sz w:val="19"/>
+                <w:rFonts w:ascii="Arial" w:hAnsi="Arial"/>
+                <w:sz w:val="18"/>
               </w:rPr>
               <w:t>06 de September de 2026</w:t>
             </w:r>
@@ -220,7 +292,7 @@
         <w:rPr>
           <w:color w:val="1A3A5C"/>
         </w:rPr>
-        <w:t>I. Caracterización Curricular y Problema del Contexto</w:t>
+        <w:t>I. Caracterización Curricular, Fundamentación y Marco Ético</w:t>
       </w:r>
     </w:p>
     <w:p>
@@ -228,11 +300,11 @@
         <w:rPr>
           <w:b/>
         </w:rPr>
-        <w:t>Problema Central del Contexto:</w:t>
+        <w:t>1.1 Problema Central del Contexto:</w:t>
         <w:br/>
       </w:r>
       <w:r>
-        <w:t>Outsourcing cognitivo y desinformacion</w:t>
+        <w:t>Riesgo de outsourcing cognitivo y uso acrítico de IA en formulación de investigaciones.</w:t>
       </w:r>
     </w:p>
     <w:p>
@@ -240,11 +312,35 @@
         <w:rPr>
           <w:b/>
         </w:rPr>
-        <w:t>Competencia Global de la Asignatura:</w:t>
+        <w:t>1.2 Competencia Global de la Asignatura:</w:t>
         <w:br/>
       </w:r>
       <w:r>
         <w:t>Formular problemas de investigación y diseñar proyectos científicos aplicando el rigor metodológico, pensamiento crítico y ética epistémica para dar respuesta a necesidades sociales.</w:t>
+      </w:r>
+    </w:p>
+    <w:p>
+      <w:r>
+        <w:rPr>
+          <w:b/>
+        </w:rPr>
+        <w:t>1.3 Fundamentación Epistemológica y Aporte al Perfil de Egreso:</w:t>
+        <w:br/>
+      </w:r>
+      <w:r>
+        <w:t>La asignatura INV101 - Introduccion a la Investigacion se articula de manera directa con las competencias de egreso profesional referidas a la resolución de problemas complejos y la toma de decisiones basada en evidencia. Bajo el paradigma del Aprendizaje Basado en Competencias (CBL) y el Diseño Universal para el Aprendizaje (DUA marco CAST 2024), la asignatura asegura que cada estudiante transite de un nivel inicial a un dominio estratégico, evitando brechas de aprendizaje mediante andamiajes progresivos ajustados a la Zona de Desarrollo Próximo (Vygotsky) y fortaleciendo la motivación intrínseca (Deci &amp; Ryan).</w:t>
+      </w:r>
+    </w:p>
+    <w:p>
+      <w:r>
+        <w:rPr>
+          <w:b/>
+        </w:rPr>
+        <w:t>1.4 Política Institucional sobre Inteligencia Artificial y Ética del Aprendizaje (Anti-Outsourcing Cognitivo):</w:t>
+        <w:br/>
+      </w:r>
+      <w:r>
+        <w:t>En concordancia con los estándares de integridad académica internacional, la inteligencia artificial se reconoce como un copiloto de consulta, asistencia y clarificación conceptual, pero NUNCA como un sustituto del juicio crítico del estudiante. Queda expresamente normado que toda entrega académica debe respaldar su autoría mediante evidencias de proceso (Sudor Intelectual: bitácoras, iteraciones de prompts y borradores evolutivos). Ante alertas estadísticas de tareas sospechosamente perfectas sin proceso reflexivo, el docente activará el Protocolo de Triangulación Socrática oral como requisito habilitante de aprobación.</w:t>
       </w:r>
     </w:p>
     <w:p/>
@@ -256,32 +352,36 @@
         <w:rPr>
           <w:color w:val="1A3A5C"/>
         </w:rPr>
-        <w:t>II. Diagnóstico Analítico y Prescripción Pedagógica</w:t>
+        <w:t>II. Diagnóstico Analítico y Prescripción Pedagógica (Rigor Estadístico)</w:t>
       </w:r>
     </w:p>
     <w:p>
       <w:r>
-        <w:t>Población Estudiantil: 25 estudiantes matriculados.</w:t>
+        <w:t>Población Estudiantil Auditada: 25 estudiantes matriculados.</w:t>
         <w:br/>
       </w:r>
       <w:r>
-        <w:t>• Promedio General de Rendimiento: 72.6/100 (Mediana: 70.6, Desv. Est: 17.4).</w:t>
+        <w:t>• Promedio General de Rendimiento: 72.6 / 100 (Mediana: 70.6, Desviación Estándar Muestral: 17.4).</w:t>
         <w:br/>
       </w:r>
       <w:r>
-        <w:t>• Diagnóstico de Asimetría (Fisher g1 = -0.56): Asimetría Negativa: Concentración en notas altas (sesgo a la izquierda)..</w:t>
+        <w:t>• Coeficiente de Asimetría (Fisher-Pearson g1 = -0.56): Asimetría Negativa: Concentración en notas altas (sesgo a la izquierda)..</w:t>
         <w:br/>
       </w:r>
       <w:r>
-        <w:t>• Alertas de Outsourcing Cognitivo: 3 estudiantes identificados con alta nota pero nulo esfuerzo de iteración.</w:t>
+        <w:t>• Alertas de Outsourcing Cognitivo Detectadas: 3 estudiantes con alto puntaje pero nula evidencia de iteración reflexiva.</w:t>
         <w:br/>
       </w:r>
       <w:r>
-        <w:t>• Casos en Riesgo de Rezago: 3 estudiantes clasificados en riesgo prioritario.</w:t>
+        <w:t>• Casos en Riesgo de Rezago Prioritario: 3 estudiantes clasificados para andamiaje urgente.</w:t>
         <w:br/>
       </w:r>
       <w:r>
         <w:t>• Zona de Desarrollo Próximo (Vygotsky): 3 estudiantes requieren andamiaje urgente; 7 con potencial oculto detectado..</w:t>
+        <w:br/>
+      </w:r>
+      <w:r>
+        <w:t>• Teoría de Autodeterminación (Deci &amp; Ryan): Autonomía=6.2/10, Competencia=5.9/10, Relación=6.4/10.</w:t>
       </w:r>
     </w:p>
     <w:p/>
@@ -293,7 +393,7 @@
         <w:rPr>
           <w:color w:val="1A3A5C"/>
         </w:rPr>
-        <w:t>III. Planificación Curricular Modular (4 Fases de Hitos)</w:t>
+        <w:t>III. Planificación Curricular Modular (4 Fases de Hitos y Desempeños)</w:t>
       </w:r>
     </w:p>
     <w:p>
@@ -306,11 +406,11 @@
         <w:br/>
       </w:r>
       <w:r>
-        <w:t xml:space="preserve">  - Saberes Conceptuales: Paradigmas de investigación (cuantitativo, cualitativo y mixto). Estructura del objeto de estudio.</w:t>
+        <w:t xml:space="preserve">  - Saberes Conceptuales (Saber): Paradigmas de investigación (cuantitativo, cualitativo y mixto). Estructura del objeto de estudio.</w:t>
         <w:br/>
       </w:r>
       <w:r>
-        <w:t xml:space="preserve">  - Desempeño Práctico (Hacer): Delimitación temática y formulación del problema científico mediante mapas conceptuales.</w:t>
+        <w:t xml:space="preserve">  - Desempeño Práctico (Saber Hacer): Delimitación temática y formulación del problema científico mediante mapas conceptuales.</w:t>
         <w:br/>
       </w:r>
       <w:r>
@@ -318,7 +418,7 @@
         <w:br/>
       </w:r>
       <w:r>
-        <w:t xml:space="preserve">  - Criterio de Evaluación: Formulación de pregunta de investigación con variables observables y justificación sólida.</w:t>
+        <w:t xml:space="preserve">  - Criterio de Evaluación y Dominio: Formulación de pregunta de investigación con variables observables y justificación sólida.</w:t>
         <w:br/>
       </w:r>
     </w:p>
@@ -332,11 +432,11 @@
         <w:br/>
       </w:r>
       <w:r>
-        <w:t xml:space="preserve">  - Saberes Conceptuales: Búsqueda sistemática en bases indexadas (Scielo, Scopus, Redalyc). Normas de citación APA 7ma.</w:t>
+        <w:t xml:space="preserve">  - Saberes Conceptuales (Saber): Búsqueda sistemática en bases indexadas (Scielo, Scopus, Redalyc). Normas de citación APA 7ma.</w:t>
         <w:br/>
       </w:r>
       <w:r>
-        <w:t xml:space="preserve">  - Desempeño Práctico (Hacer): Elaboración de matriz de antecedentes y síntesis analítica de 10 fuentes primarias.</w:t>
+        <w:t xml:space="preserve">  - Desempeño Práctico (Saber Hacer): Elaboración de matriz de antecedentes y síntesis analítica de 10 fuentes primarias.</w:t>
         <w:br/>
       </w:r>
       <w:r>
@@ -344,7 +444,7 @@
         <w:br/>
       </w:r>
       <w:r>
-        <w:t xml:space="preserve">  - Criterio de Evaluación: Síntesis teórica articulada con postura crítica propia del autor.</w:t>
+        <w:t xml:space="preserve">  - Criterio de Evaluación y Dominio: Síntesis teórica articulada con postura crítica propia del autor.</w:t>
         <w:br/>
       </w:r>
     </w:p>
@@ -358,11 +458,11 @@
         <w:br/>
       </w:r>
       <w:r>
-        <w:t xml:space="preserve">  - Saberes Conceptuales: Tipos y diseños de investigación, muestreo y técnicas de recolección de información.</w:t>
+        <w:t xml:space="preserve">  - Saberes Conceptuales (Saber): Tipos y diseños de investigación, muestreo y técnicas de recolección de información.</w:t>
         <w:br/>
       </w:r>
       <w:r>
-        <w:t xml:space="preserve">  - Desempeño Práctico (Hacer): Construcción y validación por juicio de expertos de una guía de entrevista o cuestionario.</w:t>
+        <w:t xml:space="preserve">  - Desempeño Práctico (Saber Hacer): Construcción y validación por juicio de expertos de una guía de entrevista o cuestionario.</w:t>
         <w:br/>
       </w:r>
       <w:r>
@@ -370,7 +470,7 @@
         <w:br/>
       </w:r>
       <w:r>
-        <w:t xml:space="preserve">  - Criterio de Evaluación: Coherencia interna entre objetivos, variables/categorías y técnicas de recolección.</w:t>
+        <w:t xml:space="preserve">  - Criterio de Evaluación y Dominio: Coherencia interna entre objetivos, variables/categorías y técnicas de recolección.</w:t>
         <w:br/>
       </w:r>
     </w:p>
@@ -384,11 +484,11 @@
         <w:br/>
       </w:r>
       <w:r>
-        <w:t xml:space="preserve">  - Saberes Conceptuales: Estructura formal del informe de perfil de investigación y comunicación científica.</w:t>
+        <w:t xml:space="preserve">  - Saberes Conceptuales (Saber): Estructura formal del informe de perfil de investigación y comunicación científica.</w:t>
         <w:br/>
       </w:r>
       <w:r>
-        <w:t xml:space="preserve">  - Desempeño Práctico (Hacer): Redacción final del perfil y sustentación oral socrática ante tribunal de pares.</w:t>
+        <w:t xml:space="preserve">  - Desempeño Práctico (Saber Hacer): Redacción final del perfil y sustentación oral socrática ante tribunal de pares.</w:t>
         <w:br/>
       </w:r>
       <w:r>
@@ -396,7 +496,7 @@
         <w:br/>
       </w:r>
       <w:r>
-        <w:t xml:space="preserve">  - Criterio de Evaluación: Perfil completo y sustentación oral rigurosa con dominio conceptual de las decisiones tomadas.</w:t>
+        <w:t xml:space="preserve">  - Criterio de Evaluación y Dominio: Perfil completo y sustentación oral rigurosa con dominio conceptual de las decisiones tomadas.</w:t>
         <w:br/>
       </w:r>
     </w:p>
@@ -413,7 +513,7 @@
         <w:rPr>
           <w:color w:val="1A3A5C"/>
         </w:rPr>
-        <w:t>IV. Plan de Evaluación de los Aprendizajes (Control 100%)</w:t>
+        <w:t>IV. Plan de Evaluación de los Aprendizajes (Alineamiento Constructivo 100%)</w:t>
       </w:r>
     </w:p>
     <w:tbl>
@@ -439,6 +539,7 @@
               <w:rPr>
                 <w:b/>
                 <w:color w:val="FFFFFF"/>
+                <w:sz w:val="18"/>
               </w:rPr>
               <w:t>Momento Evaluativo</w:t>
             </w:r>
@@ -454,8 +555,9 @@
               <w:rPr>
                 <w:b/>
                 <w:color w:val="FFFFFF"/>
+                <w:sz w:val="18"/>
               </w:rPr>
-              <w:t>Dimensión</w:t>
+              <w:t>Dimensión Curricular</w:t>
             </w:r>
           </w:p>
         </w:tc>
@@ -469,8 +571,9 @@
               <w:rPr>
                 <w:b/>
                 <w:color w:val="FFFFFF"/>
+                <w:sz w:val="18"/>
               </w:rPr>
-              <w:t>Ponderación</w:t>
+              <w:t>Ponderación Oficial</w:t>
             </w:r>
           </w:p>
         </w:tc>
@@ -484,6 +587,7 @@
               <w:rPr>
                 <w:b/>
                 <w:color w:val="FFFFFF"/>
+                <w:sz w:val="18"/>
               </w:rPr>
               <w:t>Instrumentos Asignados</w:t>
             </w:r>
@@ -497,6 +601,10 @@
           </w:tcPr>
           <w:p>
             <w:r>
+              <w:rPr>
+                <w:rFonts w:ascii="Arial" w:hAnsi="Arial"/>
+                <w:sz w:val="17"/>
+              </w:rPr>
               <w:t>Evaluación Diagnóstica Inicial</w:t>
             </w:r>
           </w:p>
@@ -507,6 +615,10 @@
           </w:tcPr>
           <w:p>
             <w:r>
+              <w:rPr>
+                <w:rFonts w:ascii="Arial" w:hAnsi="Arial"/>
+                <w:sz w:val="17"/>
+              </w:rPr>
               <w:t>Diagnóstico</w:t>
             </w:r>
           </w:p>
@@ -520,6 +632,10 @@
               <w:jc w:val="center"/>
             </w:pPr>
             <w:r>
+              <w:rPr>
+                <w:rFonts w:ascii="Arial" w:hAnsi="Arial"/>
+                <w:sz w:val="17"/>
+              </w:rPr>
               <w:t>10%</w:t>
             </w:r>
           </w:p>
@@ -530,6 +646,10 @@
           </w:tcPr>
           <w:p>
             <w:r>
+              <w:rPr>
+                <w:rFonts w:ascii="Arial" w:hAnsi="Arial"/>
+                <w:sz w:val="17"/>
+              </w:rPr>
               <w:t>micro_quizzes</w:t>
             </w:r>
           </w:p>
@@ -542,6 +662,10 @@
           </w:tcPr>
           <w:p>
             <w:r>
+              <w:rPr>
+                <w:rFonts w:ascii="Arial" w:hAnsi="Arial"/>
+                <w:sz w:val="17"/>
+              </w:rPr>
               <w:t>Evaluación Formativa e Hitos de Proceso</w:t>
             </w:r>
           </w:p>
@@ -552,6 +676,10 @@
           </w:tcPr>
           <w:p>
             <w:r>
+              <w:rPr>
+                <w:rFonts w:ascii="Arial" w:hAnsi="Arial"/>
+                <w:sz w:val="17"/>
+              </w:rPr>
               <w:t>Hacer &amp; Proceso (Sudor Intelectual)</w:t>
             </w:r>
           </w:p>
@@ -565,6 +693,10 @@
               <w:jc w:val="center"/>
             </w:pPr>
             <w:r>
+              <w:rPr>
+                <w:rFonts w:ascii="Arial" w:hAnsi="Arial"/>
+                <w:sz w:val="17"/>
+              </w:rPr>
               <w:t>40%</w:t>
             </w:r>
           </w:p>
@@ -575,6 +707,10 @@
           </w:tcPr>
           <w:p>
             <w:r>
+              <w:rPr>
+                <w:rFonts w:ascii="Arial" w:hAnsi="Arial"/>
+                <w:sz w:val="17"/>
+              </w:rPr>
               <w:t>rubrica_cbl, registro_sudor</w:t>
             </w:r>
           </w:p>
@@ -587,6 +723,10 @@
           </w:tcPr>
           <w:p>
             <w:r>
+              <w:rPr>
+                <w:rFonts w:ascii="Arial" w:hAnsi="Arial"/>
+                <w:sz w:val="17"/>
+              </w:rPr>
               <w:t>Evaluación Sumativa / Desempeño Auténtico</w:t>
             </w:r>
           </w:p>
@@ -597,6 +737,10 @@
           </w:tcPr>
           <w:p>
             <w:r>
+              <w:rPr>
+                <w:rFonts w:ascii="Arial" w:hAnsi="Arial"/>
+                <w:sz w:val="17"/>
+              </w:rPr>
               <w:t>Producto &amp; Transferencia</w:t>
             </w:r>
           </w:p>
@@ -610,6 +754,10 @@
               <w:jc w:val="center"/>
             </w:pPr>
             <w:r>
+              <w:rPr>
+                <w:rFonts w:ascii="Arial" w:hAnsi="Arial"/>
+                <w:sz w:val="17"/>
+              </w:rPr>
               <w:t>40%</w:t>
             </w:r>
           </w:p>
@@ -620,6 +768,10 @@
           </w:tcPr>
           <w:p>
             <w:r>
+              <w:rPr>
+                <w:rFonts w:ascii="Arial" w:hAnsi="Arial"/>
+                <w:sz w:val="17"/>
+              </w:rPr>
               <w:t>triangulacion</w:t>
             </w:r>
           </w:p>
@@ -632,6 +784,10 @@
           </w:tcPr>
           <w:p>
             <w:r>
+              <w:rPr>
+                <w:rFonts w:ascii="Arial" w:hAnsi="Arial"/>
+                <w:sz w:val="17"/>
+              </w:rPr>
               <w:t>Metacognición y Autoevaluación Guiada</w:t>
             </w:r>
           </w:p>
@@ -642,6 +798,10 @@
           </w:tcPr>
           <w:p>
             <w:r>
+              <w:rPr>
+                <w:rFonts w:ascii="Arial" w:hAnsi="Arial"/>
+                <w:sz w:val="17"/>
+              </w:rPr>
               <w:t>Ser &amp; Autorregulación (Hattie d=1.16)</w:t>
             </w:r>
           </w:p>
@@ -655,6 +815,10 @@
               <w:jc w:val="center"/>
             </w:pPr>
             <w:r>
+              <w:rPr>
+                <w:rFonts w:ascii="Arial" w:hAnsi="Arial"/>
+                <w:sz w:val="17"/>
+              </w:rPr>
               <w:t>10%</w:t>
             </w:r>
           </w:p>
@@ -665,6 +829,10 @@
           </w:tcPr>
           <w:p>
             <w:r>
+              <w:rPr>
+                <w:rFonts w:ascii="Arial" w:hAnsi="Arial"/>
+                <w:sz w:val="17"/>
+              </w:rPr>
               <w:t>ficha_autorregulacion</w:t>
             </w:r>
           </w:p>
@@ -680,18 +848,18 @@
         <w:rPr>
           <w:color w:val="1A3A5C"/>
         </w:rPr>
-        <w:t>V. Matriz Institucional DUA (Inclusión &amp; Privacidad por Iniciales)</w:t>
+        <w:t>V. Matriz Institucional DUA (Inclusión &amp; Accesibilidad CAST 2024)</w:t>
       </w:r>
     </w:p>
     <w:p>
       <w:r>
         <w:rPr>
           <w:i/>
-          <w:sz w:val="17"/>
+          <w:sz w:val="16"/>
         </w:rPr>
-        <w:t>Protocolo de Confidencialidad: En cumplimiento con la protección de datos personales de los estudiantes, se reportan únicamente las iniciales unívocas y los principios DUA adaptados.</w:t>
+        <w:t>Protocolo de Confidencialidad y Custodia Soberana: Conforme a la legislación de protección de datos personales, los estudiantes se identifican mediante código institucional e iniciales unívocas.</w:t>
         <w:br/>
-        <w:t>Marco de Referencia: CAST 2024 y Síntesis de John Hattie (Efecto d = 1.16).</w:t>
+        <w:t>Marco Operativo: Pautas de Diseño Universal para el Aprendizaje (CAST 2024) y Efecto John Hattie (d = 1.16).</w:t>
       </w:r>
     </w:p>
     <w:tbl>
@@ -752,7 +920,7 @@
                 <w:color w:val="FFFFFF"/>
                 <w:sz w:val="17"/>
               </w:rPr>
-              <w:t>1. Compromiso</w:t>
+              <w:t>1. Compromiso (Afectivo)</w:t>
             </w:r>
           </w:p>
         </w:tc>
@@ -768,7 +936,7 @@
                 <w:color w:val="FFFFFF"/>
                 <w:sz w:val="17"/>
               </w:rPr>
-              <w:t>2. Representación</w:t>
+              <w:t>2. Representación (Cognitivo)</w:t>
             </w:r>
           </w:p>
         </w:tc>
@@ -2674,7 +2842,7 @@
         <w:rPr>
           <w:color w:val="1A3A5C"/>
         </w:rPr>
-        <w:t>VI. Catálogo de Instrumentos de Recolección y Evaluación</w:t>
+        <w:t>VI. Catálogo de Instrumentos Oficiales de Evaluación</w:t>
       </w:r>
     </w:p>
     <w:p>
@@ -2686,7 +2854,7 @@
         <w:br/>
       </w:r>
       <w:r>
-        <w:t xml:space="preserve">  Propósito pedagógico: Instrumento estructurado para que el estudiante evalúe su propio proceso, activando la metacognición y dimensión afectiva. Impacto esperado: Efecto Hattie d = 1.16.</w:t>
+        <w:t xml:space="preserve">  Propósito pedagógico: Instrumento estructurado para que el estudiante evalúe su propio proceso, activando la metacognición y dimensión afectiva. | Impacto esperado: Efecto Hattie d = 1.16.</w:t>
       </w:r>
     </w:p>
     <w:p>
@@ -2698,7 +2866,7 @@
         <w:br/>
       </w:r>
       <w:r>
-        <w:t xml:space="preserve">  Propósito pedagógico: Rúbrica analítica de 4 niveles (Emergente, En Desarrollo, Competente, Avanzado) para evaluar hitos y transferibilidad. Impacto esperado: Aprendizaje Basado en Competencias.</w:t>
+        <w:t xml:space="preserve">  Propósito pedagógico: Rúbrica analítica de 4 niveles (Emergente, En Desarrollo, Competente, Avanzado) para evaluar hitos y transferibilidad. | Impacto esperado: Aprendizaje Basado en Competencias.</w:t>
       </w:r>
     </w:p>
     <w:p>
@@ -2710,7 +2878,7 @@
         <w:br/>
       </w:r>
       <w:r>
-        <w:t xml:space="preserve">  Propósito pedagógico: Plantilla para registrar iteraciones de prompts, calidad del diálogo y canales múltiples de expresión del estudiante. Impacto esperado: Anti-Outsourcing &amp; Inclusión DUA.</w:t>
+        <w:t xml:space="preserve">  Propósito pedagógico: Plantilla para registrar iteraciones de prompts, calidad del diálogo y canales múltiples de expresión del estudiante. | Impacto esperado: Anti-Outsourcing &amp; Inclusión DUA.</w:t>
       </w:r>
     </w:p>
     <w:p>
@@ -2722,7 +2890,7 @@
         <w:br/>
       </w:r>
       <w:r>
-        <w:t xml:space="preserve">  Propósito pedagógico: Protocolo de entrevista docente para contrastar trabajos sospechosamente perfectos y evaluar el músculo intelectual real. Impacto esperado: Rigor Epistémico &amp; Defensa Oral.</w:t>
+        <w:t xml:space="preserve">  Propósito pedagógico: Protocolo de entrevista docente para contrastar trabajos sospechosamente perfectos y evaluar el músculo intelectual real. | Impacto esperado: Rigor Epistémico &amp; Defensa Oral.</w:t>
       </w:r>
     </w:p>
     <w:p>
@@ -2734,7 +2902,7 @@
         <w:br/>
       </w:r>
       <w:r>
-        <w:t xml:space="preserve">  Propósito pedagógico: Evaluaciones de bajo riesgo para detectar lagunas en prerrequisitos antes del primer examen formal. Impacto esperado: Alerta Temprana en Semanas 1-2.</w:t>
+        <w:t xml:space="preserve">  Propósito pedagógico: Evaluaciones de bajo riesgo para detectar lagunas en prerrequisitos antes del primer examen formal. | Impacto esperado: Alerta Temprana en Semanas 1-2.</w:t>
       </w:r>
     </w:p>
     <w:p>
@@ -2746,11 +2914,22 @@
         <w:br/>
       </w:r>
       <w:r>
-        <w:t xml:space="preserve">  Propósito pedagógico: Relevamiento de conectividad, carga laboral y convivencia para fundamentar adaptaciones curriculares contextualizadas. Impacto esperado: Equidad &amp; Factores Situacionales.</w:t>
+        <w:t xml:space="preserve">  Propósito pedagógico: Relevamiento de conectividad, carga laboral y convivencia para fundamentar adaptaciones curriculares contextualizadas. | Impacto esperado: Equidad &amp; Factores Situacionales.</w:t>
       </w:r>
     </w:p>
     <w:p/>
     <w:p/>
+    <w:p>
+      <w:pPr>
+        <w:pStyle w:val="Heading1"/>
+      </w:pPr>
+      <w:r>
+        <w:rPr>
+          <w:color w:val="1A3A5C"/>
+        </w:rPr>
+        <w:t>VII. Aprobación y Aseguramiento de Calidad Académica (Firmas Tripartitas)</w:t>
+      </w:r>
+    </w:p>
     <w:tbl>
       <w:tblPr>
         <w:tblW w:type="auto" w:w="0"/>
@@ -2758,47 +2937,85 @@
         <w:tblLook w:firstColumn="1" w:firstRow="1" w:lastColumn="0" w:lastRow="0" w:noHBand="0" w:noVBand="1" w:val="04A0"/>
       </w:tblPr>
       <w:tblGrid>
-        <w:gridCol w:w="4968"/>
-        <w:gridCol w:w="4968"/>
+        <w:gridCol w:w="3312"/>
+        <w:gridCol w:w="3312"/>
+        <w:gridCol w:w="3312"/>
       </w:tblGrid>
       <w:tr>
         <w:tc>
           <w:tcPr>
-            <w:tcW w:type="dxa" w:w="4968"/>
+            <w:tcW w:type="dxa" w:w="3312"/>
           </w:tcPr>
           <w:p>
             <w:pPr>
               <w:jc w:val="center"/>
             </w:pPr>
             <w:r>
+              <w:rPr>
+                <w:rFonts w:ascii="Arial" w:hAnsi="Arial"/>
+                <w:sz w:val="17"/>
+              </w:rPr>
               <w:t>_______________________________</w:t>
               <w:br/>
-              <w:t>Firma del Docente Titular</w:t>
+              <w:t>ELABORADO POR:</w:t>
               <w:br/>
-              <w:t>Responsable de Asignatura</w:t>
+              <w:t>Docente Titular Responsable</w:t>
+              <w:br/>
+              <w:t>Custodia de Aula y Evidencias</w:t>
             </w:r>
           </w:p>
         </w:tc>
         <w:tc>
           <w:tcPr>
-            <w:tcW w:type="dxa" w:w="4968"/>
+            <w:tcW w:type="dxa" w:w="3312"/>
           </w:tcPr>
           <w:p>
             <w:pPr>
               <w:jc w:val="center"/>
             </w:pPr>
             <w:r>
+              <w:rPr>
+                <w:rFonts w:ascii="Arial" w:hAnsi="Arial"/>
+                <w:sz w:val="17"/>
+              </w:rPr>
               <w:t>_______________________________</w:t>
               <w:br/>
-              <w:t>Coordinación Académica / Jefatura</w:t>
+              <w:t>REVISADO POR:</w:t>
               <w:br/>
-              <w:t>Validación y Acreditación</w:t>
+              <w:t>Coordinación de Carrera</w:t>
+              <w:br/>
+              <w:t>Comisión Curricular y Calidad</w:t>
+            </w:r>
+          </w:p>
+        </w:tc>
+        <w:tc>
+          <w:tcPr>
+            <w:tcW w:type="dxa" w:w="3312"/>
+          </w:tcPr>
+          <w:p>
+            <w:pPr>
+              <w:jc w:val="center"/>
+            </w:pPr>
+            <w:r>
+              <w:rPr>
+                <w:rFonts w:ascii="Arial" w:hAnsi="Arial"/>
+                <w:sz w:val="17"/>
+              </w:rPr>
+              <w:t>_______________________________</w:t>
+              <w:br/>
+              <w:t>APROBADO POR:</w:t>
+              <w:br/>
+              <w:t>Dirección Académica / Decanato</w:t>
+              <w:br/>
+              <w:t>Acreditación y Registro Oficial</w:t>
             </w:r>
           </w:p>
         </w:tc>
       </w:tr>
     </w:tbl>
     <w:sectPr>
+      <w:headerReference w:type="default" r:id="rId9"/>
+      <w:footerReference w:type="default" r:id="rId10"/>
       <w:pgSz w:w="12240" w:h="15840"/>
       <w:pgMar w:top="1152" w:right="1152" w:bottom="1152" w:left="1152" w:header="720" w:footer="720" w:gutter="0"/>
       <w:cols w:space="720"/>
@@ -2806,6 +3023,44 @@
     </w:sectPr>
   </w:body>
 </w:document>
+</file>
+
+<file path=word/footer1.xml><?xml version="1.0" encoding="utf-8"?>
+<w:ftr xmlns:m="http://schemas.openxmlformats.org/officeDocument/2006/math" xmlns:mc="http://schemas.openxmlformats.org/markup-compatibility/2006" xmlns:mo="http://schemas.microsoft.com/office/mac/office/2008/main" xmlns:mv="urn:schemas-microsoft-com:mac:vml" xmlns:o="urn:schemas-microsoft-com:office:office" xmlns:r="http://schemas.openxmlformats.org/officeDocument/2006/relationships" xmlns:v="urn:schemas-microsoft-com:vml" xmlns:w10="urn:schemas-microsoft-com:office:word" xmlns:w14="http://schemas.microsoft.com/office/word/2010/wordml" xmlns:w="http://schemas.openxmlformats.org/wordprocessingml/2006/main" xmlns:wne="http://schemas.microsoft.com/office/word/2006/wordml" xmlns:wp14="http://schemas.microsoft.com/office/word/2010/wordprocessingDrawing" xmlns:wp="http://schemas.openxmlformats.org/drawingml/2006/wordprocessingDrawing" xmlns:wpc="http://schemas.microsoft.com/office/word/2010/wordprocessingCanvas" xmlns:wpg="http://schemas.microsoft.com/office/word/2010/wordprocessingGroup" xmlns:wpi="http://schemas.microsoft.com/office/word/2010/wordprocessingInk" xmlns:wps="http://schemas.microsoft.com/office/word/2010/wordprocessingShape" mc:Ignorable="w14 wp14">
+  <w:p>
+    <w:pPr>
+      <w:pStyle w:val="Footer"/>
+      <w:jc w:val="left"/>
+    </w:pPr>
+    <w:r>
+      <w:rPr>
+        <w:rFonts w:ascii="Arial" w:hAnsi="Arial"/>
+        <w:color w:val="718096"/>
+        <w:sz w:val="15"/>
+      </w:rPr>
+      <w:t>Carpeta Pedagógica 2.0 • Aseguramiento de Calidad Académica • Registro Oficial de Evidencias</w:t>
+    </w:r>
+  </w:p>
+</w:ftr>
+</file>
+
+<file path=word/header1.xml><?xml version="1.0" encoding="utf-8"?>
+<w:hdr xmlns:m="http://schemas.openxmlformats.org/officeDocument/2006/math" xmlns:mc="http://schemas.openxmlformats.org/markup-compatibility/2006" xmlns:mo="http://schemas.microsoft.com/office/mac/office/2008/main" xmlns:mv="urn:schemas-microsoft-com:mac:vml" xmlns:o="urn:schemas-microsoft-com:office:office" xmlns:r="http://schemas.openxmlformats.org/officeDocument/2006/relationships" xmlns:v="urn:schemas-microsoft-com:vml" xmlns:w10="urn:schemas-microsoft-com:office:word" xmlns:w14="http://schemas.microsoft.com/office/word/2010/wordml" xmlns:w="http://schemas.openxmlformats.org/wordprocessingml/2006/main" xmlns:wne="http://schemas.microsoft.com/office/word/2006/wordml" xmlns:wp14="http://schemas.microsoft.com/office/word/2010/wordprocessingDrawing" xmlns:wp="http://schemas.openxmlformats.org/drawingml/2006/wordprocessingDrawing" xmlns:wpc="http://schemas.microsoft.com/office/word/2010/wordprocessingCanvas" xmlns:wpg="http://schemas.microsoft.com/office/word/2010/wordprocessingGroup" xmlns:wpi="http://schemas.microsoft.com/office/word/2010/wordprocessingInk" xmlns:wps="http://schemas.microsoft.com/office/word/2010/wordprocessingShape" mc:Ignorable="w14 wp14">
+  <w:p>
+    <w:pPr>
+      <w:pStyle w:val="Header"/>
+      <w:jc w:val="right"/>
+    </w:pPr>
+    <w:r>
+      <w:rPr>
+        <w:rFonts w:ascii="Arial" w:hAnsi="Arial"/>
+        <w:color w:val="718096"/>
+        <w:sz w:val="15"/>
+      </w:rPr>
+      <w:t>SISTEMA DE GESTIÓN CURRICULAR • INV101 - INTRODUCCION A LA INVESTIGACION • ISO 21001 CLÁUSULA 7.5</w:t>
+    </w:r>
+  </w:p>
+</w:hdr>
 </file>
 
 <file path=word/numbering.xml><?xml version="1.0" encoding="utf-8"?>
